--- a/public/forms/行政/移送案件通知书.docx
+++ b/public/forms/行政/移送案件通知书.docx
@@ -3,34 +3,31 @@
 <w:document xmlns:wpc="http://schemas.microsoft.com/office/word/2010/wordprocessingCanvas" xmlns:mo="http://schemas.microsoft.com/office/mac/office/2008/main" xmlns:mc="http://schemas.openxmlformats.org/markup-compatibility/2006" xmlns:mv="urn:schemas-microsoft-com:mac:vml" xmlns:o="urn:schemas-microsoft-com:office:office" xmlns:r="http://schemas.openxmlformats.org/officeDocument/2006/relationships" xmlns:m="http://schemas.openxmlformats.org/officeDocument/2006/math" xmlns:v="urn:schemas-microsoft-com:vml" xmlns:wp14="http://schemas.microsoft.com/office/word/2010/wordprocessingDrawing" xmlns:wp="http://schemas.openxmlformats.org/drawingml/2006/wordprocessingDrawing" xmlns:w10="urn:schemas-microsoft-com:office:word" xmlns:w="http://schemas.openxmlformats.org/wordprocessingml/2006/main" xmlns:w14="http://schemas.microsoft.com/office/word/2010/wordml" xmlns:wpg="http://schemas.microsoft.com/office/word/2010/wordprocessingGroup" xmlns:wpi="http://schemas.microsoft.com/office/word/2010/wordprocessingInk" xmlns:wne="http://schemas.microsoft.com/office/word/2006/wordml" xmlns:wps="http://schemas.microsoft.com/office/word/2010/wordprocessingShape" mc:Ignorable="w14 wp14">
   <w:body>
     <w:p>
-      <w:pPr>
-        <w:jc w:val="center"/>
-      </w:pPr>
       <w:r>
         <w:rPr>
           <w:rFonts w:ascii="宋体" w:hAnsi="宋体" w:eastAsia="宋体"/>
-          <w:b w:val="0"/>
-          <w:sz w:val="20"/>
+        </w:rPr>
+        <w:t>— 31 —</w:t>
+      </w:r>
+    </w:p>
+    <w:p>
+      <w:r>
+        <w:rPr>
+          <w:rFonts w:ascii="宋体" w:hAnsi="宋体" w:eastAsia="宋体"/>
         </w:rPr>
         <w:t>式样四</w:t>
       </w:r>
     </w:p>
     <w:p>
-      <w:pPr>
-        <w:jc w:val="center"/>
-      </w:pPr>
       <w:r>
         <w:rPr>
           <w:rFonts w:ascii="宋体" w:hAnsi="宋体" w:eastAsia="宋体"/>
-          <w:b w:val="0"/>
-          <w:sz w:val="20"/>
         </w:rPr>
         <w:t>（此处印制公安机关名称）</w:t>
       </w:r>
     </w:p>
     <w:p>
       <w:pPr>
-        <w:spacing w:after="120"/>
         <w:jc w:val="center"/>
       </w:pPr>
       <w:r>
@@ -43,25 +40,17 @@
       </w:r>
     </w:p>
     <w:p>
-      <w:pPr>
-        <w:jc w:val="center"/>
-      </w:pPr>
       <w:r>
         <w:rPr>
           <w:rFonts w:ascii="宋体" w:hAnsi="宋体" w:eastAsia="宋体"/>
-          <w:b w:val="0"/>
-          <w:sz w:val="22"/>
         </w:rPr>
-        <w:t>×公（    ）行移字〔    〕    号</w:t>
+        <w:t>X 公（ ）行移字〔 〕 号</w:t>
       </w:r>
     </w:p>
-    <w:p/>
     <w:p>
       <w:r>
         <w:rPr>
           <w:rFonts w:ascii="宋体" w:hAnsi="宋体" w:eastAsia="宋体"/>
-          <w:b w:val="0"/>
-          <w:sz w:val="22"/>
         </w:rPr>
         <w:t>：</w:t>
       </w:r>
@@ -70,103 +59,96 @@
       <w:r>
         <w:rPr>
           <w:rFonts w:ascii="宋体" w:hAnsi="宋体" w:eastAsia="宋体"/>
-          <w:b w:val="0"/>
-          <w:sz w:val="22"/>
         </w:rPr>
-        <w:t>我单位于      年    月    日受理的</w:t>
+        <w:t>我单位于 年 月 日受理的</w:t>
       </w:r>
     </w:p>
     <w:p>
       <w:r>
         <w:rPr>
           <w:rFonts w:ascii="宋体" w:hAnsi="宋体" w:eastAsia="宋体"/>
-          <w:b w:val="0"/>
-          <w:sz w:val="22"/>
         </w:rPr>
-        <w:t>一案（受案登记表文号              ）。经审查，根据案件管辖分工，该案属于你单位管辖范围，</w:t>
+        <w:t>一案（受案登记表文号 ）。经审查，根据案</w:t>
       </w:r>
     </w:p>
     <w:p>
       <w:r>
         <w:rPr>
           <w:rFonts w:ascii="宋体" w:hAnsi="宋体" w:eastAsia="宋体"/>
-          <w:b w:val="0"/>
-          <w:sz w:val="22"/>
         </w:rPr>
-        <w:t>根据《公安机关办理行政案件程序规定》第四十七条第一款第二项之规定，现移送你单位处理。</w:t>
+        <w:t>件管辖分工，该案属于你单位管辖范围，根据《公安机关办理行政案</w:t>
       </w:r>
     </w:p>
     <w:p>
       <w:r>
         <w:rPr>
           <w:rFonts w:ascii="宋体" w:hAnsi="宋体" w:eastAsia="宋体"/>
-          <w:b w:val="0"/>
-          <w:sz w:val="22"/>
         </w:rPr>
-        <w:t>附：证据清单</w:t>
-      </w:r>
-    </w:p>
-    <w:p/>
-    <w:p>
-      <w:r>
-        <w:rPr>
-          <w:rFonts w:ascii="宋体" w:hAnsi="宋体" w:eastAsia="宋体"/>
-          <w:b w:val="0"/>
-          <w:sz w:val="22"/>
-        </w:rPr>
-        <w:t>移送单位（印）                  接收单位（印）</w:t>
+        <w:t>件程序规定》第四十七条第一款第二项之规定，现移送你单位处理。</w:t>
       </w:r>
     </w:p>
     <w:p>
       <w:r>
         <w:rPr>
           <w:rFonts w:ascii="宋体" w:hAnsi="宋体" w:eastAsia="宋体"/>
-          <w:b w:val="0"/>
-          <w:sz w:val="22"/>
         </w:rPr>
-        <w:t>年    月    日                  年    月    日</w:t>
-      </w:r>
-    </w:p>
-    <w:p/>
-    <w:p>
-      <w:r>
-        <w:rPr>
-          <w:rFonts w:ascii="宋体" w:hAnsi="宋体" w:eastAsia="宋体"/>
-          <w:b w:val="0"/>
-          <w:sz w:val="22"/>
-        </w:rPr>
-        <w:t>接收人员                        报案人、控告人、举报人、</w:t>
+        <w:t>附：证据清单</w:t>
       </w:r>
     </w:p>
     <w:p>
       <w:r>
         <w:rPr>
           <w:rFonts w:ascii="宋体" w:hAnsi="宋体" w:eastAsia="宋体"/>
-          <w:b w:val="0"/>
-          <w:sz w:val="22"/>
         </w:rPr>
-        <w:t xml:space="preserve">                                扭送人、投案人</w:t>
+        <w:t>移送单位（印）</w:t>
       </w:r>
     </w:p>
     <w:p>
       <w:r>
         <w:rPr>
           <w:rFonts w:ascii="宋体" w:hAnsi="宋体" w:eastAsia="宋体"/>
-          <w:b w:val="0"/>
-          <w:sz w:val="22"/>
         </w:rPr>
-        <w:t>年    月    日                  年    月    日</w:t>
+        <w:t>年 月 日</w:t>
       </w:r>
     </w:p>
-    <w:p/>
     <w:p>
       <w:r>
         <w:rPr>
           <w:rFonts w:ascii="宋体" w:hAnsi="宋体" w:eastAsia="宋体"/>
-          <w:b w:val="0"/>
-          <w:sz w:val="18"/>
         </w:rPr>
-        <w:t>一式三份，一份交接收单位，一份交报案人、控告人、举报人、扭送人、投案人，一份附卷。</w:t>
+        <w:t>接收人员 报案人、控告人、举报人、</w:t>
+      </w:r>
+    </w:p>
+    <w:p>
+      <w:r>
+        <w:rPr>
+          <w:rFonts w:ascii="宋体" w:hAnsi="宋体" w:eastAsia="宋体"/>
+        </w:rPr>
+        <w:t>接收单位（印） 扭送人、投案人</w:t>
+      </w:r>
+    </w:p>
+    <w:p>
+      <w:r>
+        <w:rPr>
+          <w:rFonts w:ascii="宋体" w:hAnsi="宋体" w:eastAsia="宋体"/>
+        </w:rPr>
+        <w:t>年 月 日 年 月 日</w:t>
+      </w:r>
+    </w:p>
+    <w:p>
+      <w:r>
+        <w:rPr>
+          <w:rFonts w:ascii="宋体" w:hAnsi="宋体" w:eastAsia="宋体"/>
+        </w:rPr>
+        <w:t>一式三份，一份交接收单位，一份交报案人、控告人、举报人、扭送人、投</w:t>
+      </w:r>
+    </w:p>
+    <w:p>
+      <w:r>
+        <w:rPr>
+          <w:rFonts w:ascii="宋体" w:hAnsi="宋体" w:eastAsia="宋体"/>
+        </w:rPr>
+        <w:t>案人，一份附卷。</w:t>
       </w:r>
     </w:p>
     <w:sectPr>
@@ -542,6 +524,10 @@
     <w:name w:val="Normal"/>
     <w:qFormat/>
     <w:rsid w:val="00FC693F"/>
+    <w:rPr>
+      <w:rFonts w:ascii="宋体" w:hAnsi="宋体"/>
+      <w:sz w:val="22"/>
+    </w:rPr>
   </w:style>
   <w:style w:type="paragraph" w:styleId="Header">
     <w:name w:val="header"/>
